--- a/GUIA-INSTRUCTOR.docx
+++ b/GUIA-INSTRUCTOR.docx
@@ -28,21 +28,35 @@
         <w:t xml:space="preserve">Curso: </w:t>
       </w:r>
       <w:r>
-        <w:t xml:space="preserve">Inteligencia Artificial Aplicada al Negocio (basado en ChatGPT y Claude)</w:t>
-      </w:r>
-    </w:p>
-    <w:p>
-      <w:pPr>
-        <w:spacing w:after="120"/>
-      </w:pPr>
-      <w:r>
-        <w:rPr>
-          <w:b/>
-        </w:rPr>
-        <w:t xml:space="preserve">Duración: </w:t>
-      </w:r>
-      <w:r>
-        <w:t xml:space="preserve">16 horas — 2 viernes de 8 horas cada uno</w:t>
+        <w:t xml:space="preserve">Inteligencia artificial aplicada al negocio (ChatGPT y Claude) — Central de Ingenios (CISA)</w:t>
+      </w:r>
+    </w:p>
+    <w:p>
+      <w:pPr>
+        <w:spacing w:after="120"/>
+      </w:pPr>
+      <w:r>
+        <w:rPr>
+          <w:b/>
+        </w:rPr>
+        <w:t xml:space="preserve">Fechas: </w:t>
+      </w:r>
+      <w:r>
+        <w:t xml:space="preserve">Viernes 11 y 25 de septiembre de 2026 · 16 horas</w:t>
+      </w:r>
+    </w:p>
+    <w:p>
+      <w:pPr>
+        <w:spacing w:after="120"/>
+      </w:pPr>
+      <w:r>
+        <w:rPr>
+          <w:b/>
+        </w:rPr>
+        <w:t xml:space="preserve">PPT oficial: </w:t>
+      </w:r>
+      <w:r>
+        <w:t xml:space="preserve">AI-Business-Lab-Central-de-Ingenios.pptx</w:t>
       </w:r>
     </w:p>
     <w:p>
@@ -56,21 +70,21 @@
         <w:t xml:space="preserve">Modalidad: </w:t>
       </w:r>
       <w:r>
-        <w:t xml:space="preserve">Presencial o remota, con el laboratorio web abierto en el navegador de cada alumno</w:t>
-      </w:r>
-    </w:p>
-    <w:p>
-      <w:pPr>
-        <w:spacing w:after="120"/>
-      </w:pPr>
-      <w:r>
-        <w:rPr>
-          <w:b/>
-        </w:rPr>
-        <w:t xml:space="preserve">Cupo sugerido: </w:t>
-      </w:r>
-      <w:r>
-        <w:t xml:space="preserve">hasta 50 alumnos</w:t>
+        <w:t xml:space="preserve">Presencial, con el laboratorio web en el navegador de cada alumno</w:t>
+      </w:r>
+    </w:p>
+    <w:p>
+      <w:pPr>
+        <w:spacing w:after="120"/>
+      </w:pPr>
+      <w:r>
+        <w:rPr>
+          <w:b/>
+        </w:rPr>
+        <w:t xml:space="preserve">Cupo: </w:t>
+      </w:r>
+      <w:r>
+        <w:t xml:space="preserve">10 gerencias en esta edición</w:t>
       </w:r>
     </w:p>
     <w:p>
@@ -187,7 +201,7 @@
         <w:spacing w:after="120"/>
       </w:pPr>
       <w:r>
-        <w:t xml:space="preserve">En el menú lateral, botón "Instructor" → PIN 1234. Desbloquea notas de facilitación dentro de las lecciones y retos. El PIN se puede cambiar editando content/instructor-notes.json.</w:t>
+        <w:t xml:space="preserve">En el menú lateral, botón "Instructor" → PIN CISA-Admin26. Desbloquea notas de facilitación. Usuario instructor / MagnaTic#CISA26. Ver CREDENCIALES-INSTRUCTOR.md.</w:t>
       </w:r>
     </w:p>
     <w:p>
@@ -249,7 +263,7 @@
         <w:spacing w:after="60"/>
       </w:pPr>
       <w:r>
-        <w:t xml:space="preserve">Cuenta de ChatGPT (chat.openai.com) — versión gratuita.</w:t>
+        <w:t xml:space="preserve">Cuenta de ChatGPT (chatgpt.com) — versión gratuita.</w:t>
       </w:r>
     </w:p>
     <w:p>
@@ -1442,7 +1456,7 @@
         <w:spacing w:after="120"/>
       </w:pPr>
       <w:r>
-        <w:t xml:space="preserve">El curso son 2 viernes de 8 horas cada uno. Cada jornada incluye una pausa de comida (~1 h) y dos pausas cortas (~15 min). Tiempo efectivo por día: ~6 h 30 min. Los tiempos son sugeridos; ajústalos al ritmo del grupo.</w:t>
+        <w:t xml:space="preserve">El curso son 2 viernes de 8 horas cada uno. Cada jornada incluye una pausa de comida (cerca de 1 h) y dos pausas cortas (cerca de 15 min). Tiempo efectivo por día: cerca de 6 h 30 min. Los tiempos son sugeridos; ajústalos al ritmo del grupo.</w:t>
       </w:r>
     </w:p>
     <w:p>
@@ -1535,7 +1549,7 @@
         <w:rPr>
           <w:b/>
         </w:rPr>
-        <w:t xml:space="preserve">Pausa de comida (~60 min).</w:t>
+        <w:t xml:space="preserve">Pausa de comida (cerca de 60 min).</w:t>
       </w:r>
     </w:p>
     <w:p>
@@ -1656,7 +1670,7 @@
         <w:rPr>
           <w:b/>
         </w:rPr>
-        <w:t xml:space="preserve">Pausa de comida (~60 min).</w:t>
+        <w:t xml:space="preserve">Pausa de comida (cerca de 60 min).</w:t>
       </w:r>
     </w:p>
     <w:p>
@@ -2168,7 +2182,7 @@
               <w:spacing w:after="0"/>
             </w:pPr>
             <w:r>
-              <w:t xml:space="preserve">Botón Instructor → PIN 1234</w:t>
+              <w:t xml:space="preserve">Botón Instructor → PIN CISA-Admin26</w:t>
             </w:r>
           </w:p>
         </w:tc>
